--- a/Задание 4.docx
+++ b/Задание 4.docx
@@ -98,7 +98,15 @@
           </w:tcPr>
           <w:p>
             <w:r>
-              <w:t>Риск 1 (Договор с AppStore)</w:t>
+              <w:t xml:space="preserve">Риск 1 (Договор с </w:t>
+            </w:r>
+            <w:proofErr w:type="spellStart"/>
+            <w:r>
+              <w:t>AppStore</w:t>
+            </w:r>
+            <w:proofErr w:type="spellEnd"/>
+            <w:r>
+              <w:t>)</w:t>
             </w:r>
           </w:p>
           <w:p>
@@ -220,15 +228,36 @@
           <w:b/>
           <w:bCs/>
         </w:rPr>
-        <w:t>Риск №1. Юридическая задержка с AppStore.</w:t>
+        <w:t xml:space="preserve">Риск №1. Юридическая задержка с </w:t>
+      </w:r>
+      <w:proofErr w:type="spellStart"/>
+      <w:r>
+        <w:rPr>
+          <w:b/>
+          <w:bCs/>
+        </w:rPr>
+        <w:t>AppStore</w:t>
+      </w:r>
+      <w:proofErr w:type="spellEnd"/>
+      <w:r>
+        <w:rPr>
+          <w:b/>
+          <w:bCs/>
+        </w:rPr>
+        <w:t>.</w:t>
       </w:r>
       <w:r>
         <w:br/>
-        <w:t>Вероятность средняя, влияние высокое. Мы не можем ждать апреля — нужно начинать переговоры с юристами</w:t>
+        <w:t xml:space="preserve">Вероятность средняя, влияние высокое. Мы не можем ждать апреля — нужно начинать переговоры с </w:t>
+      </w:r>
+      <w:proofErr w:type="spellStart"/>
+      <w:r>
+        <w:t>юристами</w:t>
       </w:r>
       <w:r>
         <w:t>заранее</w:t>
       </w:r>
+      <w:proofErr w:type="spellEnd"/>
       <w:r>
         <w:t>, собирать все документы. Лучше пригласить консультанта, который уже проходил публикацию в Apple, чтобы не допустить</w:t>
       </w:r>
@@ -255,10 +284,26 @@
       </w:r>
       <w:r>
         <w:br/>
-        <w:t>Вероятность высокая, влияние высокое. Мы жёстко придерживаемся приоритетов по MoSCoW. Если</w:t>
-      </w:r>
-      <w:r>
-        <w:t>мы понимаем</w:t>
+        <w:t xml:space="preserve">Вероятность высокая, влияние высокое. Мы жёстко придерживаемся приоритетов по </w:t>
+      </w:r>
+      <w:proofErr w:type="spellStart"/>
+      <w:r>
+        <w:t>MoSCoW</w:t>
+      </w:r>
+      <w:proofErr w:type="spellEnd"/>
+      <w:r>
+        <w:t xml:space="preserve">. </w:t>
+      </w:r>
+      <w:proofErr w:type="spellStart"/>
+      <w:r>
+        <w:t>Если</w:t>
+      </w:r>
+      <w:r>
+        <w:t>мы</w:t>
+      </w:r>
+      <w:proofErr w:type="spellEnd"/>
+      <w:r>
+        <w:t xml:space="preserve"> понимаем</w:t>
       </w:r>
       <w:r>
         <w:t>, что мы не укладываемся, принимаем волевое решение: исключаем водный трекер из релиза. Это единственный способ гарантированно выпустить рабочий MVP в срок. Стратегия — снижение и частично принятие.</w:t>
@@ -307,965 +352,6 @@
     <w:p/>
     <w:p/>
     <w:p/>
-    <w:p/>
-    <w:p/>
-    <w:p/>
-    <w:p/>
-    <w:p/>
-    <w:p/>
-    <w:p/>
-    <w:p/>
-    <w:p/>
-    <w:p>
-      <w:r>
-        <w:br/>
-      </w:r>
-    </w:p>
-    <w:p>
-      <w:r>
-        <w:t>Лист 2. Реестр рисков</w:t>
-      </w:r>
-    </w:p>
-    <w:tbl>
-      <w:tblPr>
-        <w:tblStyle w:val="ac"/>
-        <w:tblW w:w="0" w:type="auto"/>
-        <w:tblLook w:val="04A0" w:firstRow="1" w:lastRow="0" w:firstColumn="1" w:lastColumn="0" w:noHBand="0" w:noVBand="1"/>
-      </w:tblPr>
-      <w:tblGrid>
-        <w:gridCol w:w="401"/>
-        <w:gridCol w:w="1616"/>
-        <w:gridCol w:w="1580"/>
-        <w:gridCol w:w="1166"/>
-        <w:gridCol w:w="877"/>
-        <w:gridCol w:w="961"/>
-        <w:gridCol w:w="1191"/>
-        <w:gridCol w:w="1553"/>
-      </w:tblGrid>
-      <w:tr>
-        <w:tc>
-          <w:tcPr>
-            <w:tcW w:w="1168" w:type="dxa"/>
-          </w:tcPr>
-          <w:p>
-            <w:pPr>
-              <w:spacing w:line="276" w:lineRule="auto"/>
-              <w:jc w:val="both"/>
-              <w:rPr>
-                <w:sz w:val="20"/>
-                <w:szCs w:val="20"/>
-              </w:rPr>
-            </w:pPr>
-            <w:r>
-              <w:rPr>
-                <w:sz w:val="20"/>
-                <w:szCs w:val="20"/>
-              </w:rPr>
-              <w:t>№</w:t>
-            </w:r>
-          </w:p>
-        </w:tc>
-        <w:tc>
-          <w:tcPr>
-            <w:tcW w:w="1168" w:type="dxa"/>
-          </w:tcPr>
-          <w:p>
-            <w:pPr>
-              <w:spacing w:line="276" w:lineRule="auto"/>
-              <w:jc w:val="both"/>
-              <w:rPr>
-                <w:sz w:val="20"/>
-                <w:szCs w:val="20"/>
-              </w:rPr>
-            </w:pPr>
-            <w:r>
-              <w:rPr>
-                <w:sz w:val="20"/>
-                <w:szCs w:val="20"/>
-              </w:rPr>
-              <w:t>Категория</w:t>
-            </w:r>
-          </w:p>
-        </w:tc>
-        <w:tc>
-          <w:tcPr>
-            <w:tcW w:w="1168" w:type="dxa"/>
-          </w:tcPr>
-          <w:p>
-            <w:pPr>
-              <w:spacing w:line="276" w:lineRule="auto"/>
-              <w:jc w:val="both"/>
-              <w:rPr>
-                <w:sz w:val="20"/>
-                <w:szCs w:val="20"/>
-              </w:rPr>
-            </w:pPr>
-            <w:r>
-              <w:rPr>
-                <w:sz w:val="20"/>
-                <w:szCs w:val="20"/>
-              </w:rPr>
-              <w:t>Название</w:t>
-            </w:r>
-          </w:p>
-        </w:tc>
-        <w:tc>
-          <w:tcPr>
-            <w:tcW w:w="1168" w:type="dxa"/>
-          </w:tcPr>
-          <w:p>
-            <w:pPr>
-              <w:spacing w:line="276" w:lineRule="auto"/>
-              <w:jc w:val="both"/>
-              <w:rPr>
-                <w:sz w:val="20"/>
-                <w:szCs w:val="20"/>
-              </w:rPr>
-            </w:pPr>
-            <w:r>
-              <w:rPr>
-                <w:sz w:val="20"/>
-                <w:szCs w:val="20"/>
-              </w:rPr>
-              <w:t>Вероятность</w:t>
-            </w:r>
-          </w:p>
-        </w:tc>
-        <w:tc>
-          <w:tcPr>
-            <w:tcW w:w="1168" w:type="dxa"/>
-          </w:tcPr>
-          <w:p>
-            <w:pPr>
-              <w:spacing w:line="276" w:lineRule="auto"/>
-              <w:jc w:val="both"/>
-              <w:rPr>
-                <w:sz w:val="20"/>
-                <w:szCs w:val="20"/>
-              </w:rPr>
-            </w:pPr>
-            <w:r>
-              <w:rPr>
-                <w:sz w:val="20"/>
-                <w:szCs w:val="20"/>
-              </w:rPr>
-              <w:t>Влияние</w:t>
-            </w:r>
-          </w:p>
-        </w:tc>
-        <w:tc>
-          <w:tcPr>
-            <w:tcW w:w="1168" w:type="dxa"/>
-          </w:tcPr>
-          <w:p>
-            <w:pPr>
-              <w:spacing w:line="276" w:lineRule="auto"/>
-              <w:jc w:val="both"/>
-              <w:rPr>
-                <w:sz w:val="20"/>
-                <w:szCs w:val="20"/>
-              </w:rPr>
-            </w:pPr>
-            <w:r>
-              <w:rPr>
-                <w:sz w:val="20"/>
-                <w:szCs w:val="20"/>
-              </w:rPr>
-              <w:t>Величина</w:t>
-            </w:r>
-          </w:p>
-        </w:tc>
-        <w:tc>
-          <w:tcPr>
-            <w:tcW w:w="1168" w:type="dxa"/>
-          </w:tcPr>
-          <w:p>
-            <w:pPr>
-              <w:spacing w:line="276" w:lineRule="auto"/>
-              <w:jc w:val="both"/>
-              <w:rPr>
-                <w:sz w:val="20"/>
-                <w:szCs w:val="20"/>
-              </w:rPr>
-            </w:pPr>
-            <w:r>
-              <w:rPr>
-                <w:sz w:val="20"/>
-                <w:szCs w:val="20"/>
-              </w:rPr>
-              <w:t>Стратегия</w:t>
-            </w:r>
-          </w:p>
-        </w:tc>
-        <w:tc>
-          <w:tcPr>
-            <w:tcW w:w="1169" w:type="dxa"/>
-          </w:tcPr>
-          <w:p>
-            <w:pPr>
-              <w:spacing w:line="276" w:lineRule="auto"/>
-              <w:jc w:val="both"/>
-              <w:rPr>
-                <w:sz w:val="20"/>
-                <w:szCs w:val="20"/>
-              </w:rPr>
-            </w:pPr>
-            <w:r>
-              <w:rPr>
-                <w:sz w:val="20"/>
-                <w:szCs w:val="20"/>
-              </w:rPr>
-              <w:t>Действие</w:t>
-            </w:r>
-          </w:p>
-        </w:tc>
-      </w:tr>
-      <w:tr>
-        <w:tc>
-          <w:tcPr>
-            <w:tcW w:w="1168" w:type="dxa"/>
-          </w:tcPr>
-          <w:p>
-            <w:pPr>
-              <w:spacing w:line="276" w:lineRule="auto"/>
-              <w:jc w:val="both"/>
-              <w:rPr>
-                <w:sz w:val="20"/>
-                <w:szCs w:val="20"/>
-              </w:rPr>
-            </w:pPr>
-            <w:r>
-              <w:rPr>
-                <w:sz w:val="20"/>
-                <w:szCs w:val="20"/>
-              </w:rPr>
-              <w:t>1</w:t>
-            </w:r>
-          </w:p>
-        </w:tc>
-        <w:tc>
-          <w:tcPr>
-            <w:tcW w:w="1168" w:type="dxa"/>
-          </w:tcPr>
-          <w:p>
-            <w:pPr>
-              <w:spacing w:line="276" w:lineRule="auto"/>
-              <w:jc w:val="both"/>
-              <w:rPr>
-                <w:sz w:val="20"/>
-                <w:szCs w:val="20"/>
-              </w:rPr>
-            </w:pPr>
-            <w:r>
-              <w:rPr>
-                <w:sz w:val="20"/>
-                <w:szCs w:val="20"/>
-              </w:rPr>
-              <w:t>Внешние</w:t>
-            </w:r>
-          </w:p>
-        </w:tc>
-        <w:tc>
-          <w:tcPr>
-            <w:tcW w:w="1168" w:type="dxa"/>
-          </w:tcPr>
-          <w:p>
-            <w:pPr>
-              <w:spacing w:line="276" w:lineRule="auto"/>
-              <w:jc w:val="both"/>
-              <w:rPr>
-                <w:sz w:val="20"/>
-                <w:szCs w:val="20"/>
-              </w:rPr>
-            </w:pPr>
-            <w:r>
-              <w:rPr>
-                <w:sz w:val="20"/>
-                <w:szCs w:val="20"/>
-              </w:rPr>
-              <w:t>Затягивание согласования лицензионного договора с юристами AppStore</w:t>
-            </w:r>
-          </w:p>
-        </w:tc>
-        <w:tc>
-          <w:tcPr>
-            <w:tcW w:w="1168" w:type="dxa"/>
-          </w:tcPr>
-          <w:p>
-            <w:pPr>
-              <w:spacing w:line="276" w:lineRule="auto"/>
-              <w:jc w:val="both"/>
-              <w:rPr>
-                <w:sz w:val="20"/>
-                <w:szCs w:val="20"/>
-              </w:rPr>
-            </w:pPr>
-            <w:r>
-              <w:rPr>
-                <w:sz w:val="20"/>
-                <w:szCs w:val="20"/>
-              </w:rPr>
-              <w:t>Средняя</w:t>
-            </w:r>
-          </w:p>
-        </w:tc>
-        <w:tc>
-          <w:tcPr>
-            <w:tcW w:w="1168" w:type="dxa"/>
-          </w:tcPr>
-          <w:p>
-            <w:pPr>
-              <w:spacing w:line="276" w:lineRule="auto"/>
-              <w:jc w:val="both"/>
-              <w:rPr>
-                <w:sz w:val="20"/>
-                <w:szCs w:val="20"/>
-              </w:rPr>
-            </w:pPr>
-            <w:r>
-              <w:rPr>
-                <w:sz w:val="20"/>
-                <w:szCs w:val="20"/>
-              </w:rPr>
-              <w:t>Высокое</w:t>
-            </w:r>
-          </w:p>
-        </w:tc>
-        <w:tc>
-          <w:tcPr>
-            <w:tcW w:w="1168" w:type="dxa"/>
-          </w:tcPr>
-          <w:p>
-            <w:pPr>
-              <w:spacing w:line="276" w:lineRule="auto"/>
-              <w:jc w:val="both"/>
-              <w:rPr>
-                <w:sz w:val="20"/>
-                <w:szCs w:val="20"/>
-              </w:rPr>
-            </w:pPr>
-            <w:r>
-              <w:rPr>
-                <w:sz w:val="20"/>
-                <w:szCs w:val="20"/>
-              </w:rPr>
-              <w:t>Высокая (Красная зона)</w:t>
-            </w:r>
-          </w:p>
-        </w:tc>
-        <w:tc>
-          <w:tcPr>
-            <w:tcW w:w="1168" w:type="dxa"/>
-          </w:tcPr>
-          <w:p>
-            <w:pPr>
-              <w:spacing w:line="276" w:lineRule="auto"/>
-              <w:jc w:val="both"/>
-              <w:rPr>
-                <w:sz w:val="20"/>
-                <w:szCs w:val="20"/>
-              </w:rPr>
-            </w:pPr>
-            <w:r>
-              <w:rPr>
-                <w:sz w:val="20"/>
-                <w:szCs w:val="20"/>
-              </w:rPr>
-              <w:t>Снижение</w:t>
-            </w:r>
-          </w:p>
-        </w:tc>
-        <w:tc>
-          <w:tcPr>
-            <w:tcW w:w="1169" w:type="dxa"/>
-          </w:tcPr>
-          <w:p>
-            <w:pPr>
-              <w:spacing w:line="276" w:lineRule="auto"/>
-              <w:jc w:val="both"/>
-              <w:rPr>
-                <w:sz w:val="20"/>
-                <w:szCs w:val="20"/>
-              </w:rPr>
-            </w:pPr>
-            <w:r>
-              <w:rPr>
-                <w:sz w:val="20"/>
-                <w:szCs w:val="20"/>
-              </w:rPr>
-              <w:t>Начать подготовку и согласование договора заблаговременно (в январе-феврале), а не ждать апреля. Привлечь юристов с подтвержденным опытом публикации в AppStore.</w:t>
-            </w:r>
-          </w:p>
-        </w:tc>
-      </w:tr>
-      <w:tr>
-        <w:tc>
-          <w:tcPr>
-            <w:tcW w:w="1168" w:type="dxa"/>
-          </w:tcPr>
-          <w:p>
-            <w:pPr>
-              <w:spacing w:line="276" w:lineRule="auto"/>
-              <w:jc w:val="both"/>
-              <w:rPr>
-                <w:sz w:val="20"/>
-                <w:szCs w:val="20"/>
-              </w:rPr>
-            </w:pPr>
-            <w:r>
-              <w:rPr>
-                <w:sz w:val="20"/>
-                <w:szCs w:val="20"/>
-              </w:rPr>
-              <w:t>2</w:t>
-            </w:r>
-          </w:p>
-        </w:tc>
-        <w:tc>
-          <w:tcPr>
-            <w:tcW w:w="1168" w:type="dxa"/>
-          </w:tcPr>
-          <w:p>
-            <w:pPr>
-              <w:spacing w:line="276" w:lineRule="auto"/>
-              <w:jc w:val="both"/>
-              <w:rPr>
-                <w:sz w:val="20"/>
-                <w:szCs w:val="20"/>
-              </w:rPr>
-            </w:pPr>
-            <w:r>
-              <w:rPr>
-                <w:sz w:val="20"/>
-                <w:szCs w:val="20"/>
-              </w:rPr>
-              <w:t>Управленческие</w:t>
-            </w:r>
-          </w:p>
-        </w:tc>
-        <w:tc>
-          <w:tcPr>
-            <w:tcW w:w="1168" w:type="dxa"/>
-          </w:tcPr>
-          <w:p>
-            <w:pPr>
-              <w:spacing w:line="276" w:lineRule="auto"/>
-              <w:jc w:val="both"/>
-              <w:rPr>
-                <w:sz w:val="20"/>
-                <w:szCs w:val="20"/>
-              </w:rPr>
-            </w:pPr>
-            <w:r>
-              <w:rPr>
-                <w:sz w:val="20"/>
-                <w:szCs w:val="20"/>
-              </w:rPr>
-              <w:t>Нехватка времени и денег инвесторов на реализацию всех запланирован</w:t>
-            </w:r>
-            <w:r>
-              <w:rPr>
-                <w:sz w:val="20"/>
-                <w:szCs w:val="20"/>
-              </w:rPr>
-              <w:lastRenderedPageBreak/>
-              <w:t>ных фич до релиза</w:t>
-            </w:r>
-          </w:p>
-        </w:tc>
-        <w:tc>
-          <w:tcPr>
-            <w:tcW w:w="1168" w:type="dxa"/>
-          </w:tcPr>
-          <w:p>
-            <w:pPr>
-              <w:spacing w:line="276" w:lineRule="auto"/>
-              <w:jc w:val="both"/>
-              <w:rPr>
-                <w:sz w:val="20"/>
-                <w:szCs w:val="20"/>
-              </w:rPr>
-            </w:pPr>
-            <w:r>
-              <w:rPr>
-                <w:sz w:val="20"/>
-                <w:szCs w:val="20"/>
-              </w:rPr>
-              <w:lastRenderedPageBreak/>
-              <w:t>Высокая</w:t>
-            </w:r>
-          </w:p>
-        </w:tc>
-        <w:tc>
-          <w:tcPr>
-            <w:tcW w:w="1168" w:type="dxa"/>
-          </w:tcPr>
-          <w:p>
-            <w:pPr>
-              <w:spacing w:line="276" w:lineRule="auto"/>
-              <w:jc w:val="both"/>
-              <w:rPr>
-                <w:sz w:val="20"/>
-                <w:szCs w:val="20"/>
-              </w:rPr>
-            </w:pPr>
-            <w:r>
-              <w:rPr>
-                <w:sz w:val="20"/>
-                <w:szCs w:val="20"/>
-              </w:rPr>
-              <w:t>Высокое</w:t>
-            </w:r>
-          </w:p>
-        </w:tc>
-        <w:tc>
-          <w:tcPr>
-            <w:tcW w:w="1168" w:type="dxa"/>
-          </w:tcPr>
-          <w:p>
-            <w:pPr>
-              <w:spacing w:line="276" w:lineRule="auto"/>
-              <w:jc w:val="both"/>
-              <w:rPr>
-                <w:sz w:val="20"/>
-                <w:szCs w:val="20"/>
-              </w:rPr>
-            </w:pPr>
-            <w:r>
-              <w:rPr>
-                <w:sz w:val="20"/>
-                <w:szCs w:val="20"/>
-              </w:rPr>
-              <w:t>Высокая (Красная зона)</w:t>
-            </w:r>
-          </w:p>
-        </w:tc>
-        <w:tc>
-          <w:tcPr>
-            <w:tcW w:w="1168" w:type="dxa"/>
-          </w:tcPr>
-          <w:p>
-            <w:pPr>
-              <w:spacing w:line="276" w:lineRule="auto"/>
-              <w:jc w:val="both"/>
-              <w:rPr>
-                <w:sz w:val="20"/>
-                <w:szCs w:val="20"/>
-              </w:rPr>
-            </w:pPr>
-            <w:r>
-              <w:rPr>
-                <w:sz w:val="20"/>
-                <w:szCs w:val="20"/>
-              </w:rPr>
-              <w:t>Снижение / Принятие</w:t>
-            </w:r>
-          </w:p>
-        </w:tc>
-        <w:tc>
-          <w:tcPr>
-            <w:tcW w:w="1169" w:type="dxa"/>
-          </w:tcPr>
-          <w:p>
-            <w:pPr>
-              <w:spacing w:line="276" w:lineRule="auto"/>
-              <w:jc w:val="both"/>
-              <w:rPr>
-                <w:sz w:val="20"/>
-                <w:szCs w:val="20"/>
-              </w:rPr>
-            </w:pPr>
-            <w:r>
-              <w:rPr>
-                <w:sz w:val="20"/>
-                <w:szCs w:val="20"/>
-              </w:rPr>
-              <w:t xml:space="preserve">Строго следовать приоритизации (MoSCoW). В случае реальной угрозы </w:t>
-            </w:r>
-            <w:r>
-              <w:rPr>
-                <w:sz w:val="20"/>
-                <w:szCs w:val="20"/>
-              </w:rPr>
-              <w:lastRenderedPageBreak/>
-              <w:t>исчерпания ресурсов — официально отказаться от разработки калькулятора воды, чтобы выпустить MVP вовремя.</w:t>
-            </w:r>
-          </w:p>
-        </w:tc>
-      </w:tr>
-      <w:tr>
-        <w:tc>
-          <w:tcPr>
-            <w:tcW w:w="1168" w:type="dxa"/>
-          </w:tcPr>
-          <w:p>
-            <w:pPr>
-              <w:spacing w:line="276" w:lineRule="auto"/>
-              <w:jc w:val="both"/>
-              <w:rPr>
-                <w:sz w:val="20"/>
-                <w:szCs w:val="20"/>
-              </w:rPr>
-            </w:pPr>
-            <w:r>
-              <w:rPr>
-                <w:sz w:val="20"/>
-                <w:szCs w:val="20"/>
-              </w:rPr>
-              <w:lastRenderedPageBreak/>
-              <w:t>3</w:t>
-            </w:r>
-          </w:p>
-        </w:tc>
-        <w:tc>
-          <w:tcPr>
-            <w:tcW w:w="1168" w:type="dxa"/>
-          </w:tcPr>
-          <w:p>
-            <w:pPr>
-              <w:spacing w:line="276" w:lineRule="auto"/>
-              <w:jc w:val="both"/>
-              <w:rPr>
-                <w:sz w:val="20"/>
-                <w:szCs w:val="20"/>
-              </w:rPr>
-            </w:pPr>
-            <w:r>
-              <w:rPr>
-                <w:sz w:val="20"/>
-                <w:szCs w:val="20"/>
-              </w:rPr>
-              <w:t>Организационные / Бизнес</w:t>
-            </w:r>
-          </w:p>
-        </w:tc>
-        <w:tc>
-          <w:tcPr>
-            <w:tcW w:w="1168" w:type="dxa"/>
-          </w:tcPr>
-          <w:p>
-            <w:pPr>
-              <w:spacing w:line="276" w:lineRule="auto"/>
-              <w:jc w:val="both"/>
-              <w:rPr>
-                <w:sz w:val="20"/>
-                <w:szCs w:val="20"/>
-              </w:rPr>
-            </w:pPr>
-            <w:r>
-              <w:rPr>
-                <w:sz w:val="20"/>
-                <w:szCs w:val="20"/>
-              </w:rPr>
-              <w:t>Недостижение KPI в 500 платных пользователей через месяц после размещения приложения</w:t>
-            </w:r>
-          </w:p>
-        </w:tc>
-        <w:tc>
-          <w:tcPr>
-            <w:tcW w:w="1168" w:type="dxa"/>
-          </w:tcPr>
-          <w:p>
-            <w:pPr>
-              <w:spacing w:line="276" w:lineRule="auto"/>
-              <w:jc w:val="both"/>
-              <w:rPr>
-                <w:sz w:val="20"/>
-                <w:szCs w:val="20"/>
-              </w:rPr>
-            </w:pPr>
-            <w:r>
-              <w:rPr>
-                <w:sz w:val="20"/>
-                <w:szCs w:val="20"/>
-              </w:rPr>
-              <w:t>Средняя</w:t>
-            </w:r>
-          </w:p>
-        </w:tc>
-        <w:tc>
-          <w:tcPr>
-            <w:tcW w:w="1168" w:type="dxa"/>
-          </w:tcPr>
-          <w:p>
-            <w:pPr>
-              <w:spacing w:line="276" w:lineRule="auto"/>
-              <w:jc w:val="both"/>
-              <w:rPr>
-                <w:sz w:val="20"/>
-                <w:szCs w:val="20"/>
-              </w:rPr>
-            </w:pPr>
-            <w:r>
-              <w:rPr>
-                <w:sz w:val="20"/>
-                <w:szCs w:val="20"/>
-              </w:rPr>
-              <w:t>Высокое</w:t>
-            </w:r>
-          </w:p>
-        </w:tc>
-        <w:tc>
-          <w:tcPr>
-            <w:tcW w:w="1168" w:type="dxa"/>
-          </w:tcPr>
-          <w:p>
-            <w:pPr>
-              <w:spacing w:line="276" w:lineRule="auto"/>
-              <w:jc w:val="both"/>
-              <w:rPr>
-                <w:sz w:val="20"/>
-                <w:szCs w:val="20"/>
-              </w:rPr>
-            </w:pPr>
-            <w:r>
-              <w:rPr>
-                <w:sz w:val="20"/>
-                <w:szCs w:val="20"/>
-              </w:rPr>
-              <w:t>Высокая (Красная зона)</w:t>
-            </w:r>
-          </w:p>
-        </w:tc>
-        <w:tc>
-          <w:tcPr>
-            <w:tcW w:w="1168" w:type="dxa"/>
-          </w:tcPr>
-          <w:p>
-            <w:pPr>
-              <w:spacing w:line="276" w:lineRule="auto"/>
-              <w:jc w:val="both"/>
-              <w:rPr>
-                <w:sz w:val="20"/>
-                <w:szCs w:val="20"/>
-              </w:rPr>
-            </w:pPr>
-            <w:r>
-              <w:rPr>
-                <w:sz w:val="20"/>
-                <w:szCs w:val="20"/>
-              </w:rPr>
-              <w:t>Снижение</w:t>
-            </w:r>
-          </w:p>
-        </w:tc>
-        <w:tc>
-          <w:tcPr>
-            <w:tcW w:w="1169" w:type="dxa"/>
-          </w:tcPr>
-          <w:p>
-            <w:pPr>
-              <w:spacing w:line="276" w:lineRule="auto"/>
-              <w:jc w:val="both"/>
-              <w:rPr>
-                <w:sz w:val="20"/>
-                <w:szCs w:val="20"/>
-              </w:rPr>
-            </w:pPr>
-            <w:r>
-              <w:rPr>
-                <w:sz w:val="20"/>
-                <w:szCs w:val="20"/>
-              </w:rPr>
-              <w:t>Разрабатывать маркетинговую стратегию и упаковку продукта (скриншоты, описание) параллельно с разработкой. Провести A/B тестирование стоимости подписки.</w:t>
-            </w:r>
-          </w:p>
-          <w:p>
-            <w:pPr>
-              <w:spacing w:line="276" w:lineRule="auto"/>
-              <w:jc w:val="both"/>
-              <w:rPr>
-                <w:sz w:val="20"/>
-                <w:szCs w:val="20"/>
-              </w:rPr>
-            </w:pPr>
-          </w:p>
-        </w:tc>
-      </w:tr>
-      <w:tr>
-        <w:tc>
-          <w:tcPr>
-            <w:tcW w:w="1168" w:type="dxa"/>
-          </w:tcPr>
-          <w:p>
-            <w:pPr>
-              <w:spacing w:line="276" w:lineRule="auto"/>
-              <w:jc w:val="both"/>
-              <w:rPr>
-                <w:sz w:val="20"/>
-                <w:szCs w:val="20"/>
-              </w:rPr>
-            </w:pPr>
-            <w:r>
-              <w:rPr>
-                <w:sz w:val="20"/>
-                <w:szCs w:val="20"/>
-              </w:rPr>
-              <w:t>4</w:t>
-            </w:r>
-          </w:p>
-        </w:tc>
-        <w:tc>
-          <w:tcPr>
-            <w:tcW w:w="1168" w:type="dxa"/>
-          </w:tcPr>
-          <w:p>
-            <w:pPr>
-              <w:spacing w:line="276" w:lineRule="auto"/>
-              <w:jc w:val="both"/>
-              <w:rPr>
-                <w:sz w:val="20"/>
-                <w:szCs w:val="20"/>
-              </w:rPr>
-            </w:pPr>
-            <w:r>
-              <w:rPr>
-                <w:sz w:val="20"/>
-                <w:szCs w:val="20"/>
-              </w:rPr>
-              <w:t>Технические</w:t>
-            </w:r>
-          </w:p>
-        </w:tc>
-        <w:tc>
-          <w:tcPr>
-            <w:tcW w:w="1168" w:type="dxa"/>
-          </w:tcPr>
-          <w:p>
-            <w:pPr>
-              <w:spacing w:line="276" w:lineRule="auto"/>
-              <w:jc w:val="both"/>
-              <w:rPr>
-                <w:sz w:val="20"/>
-                <w:szCs w:val="20"/>
-              </w:rPr>
-            </w:pPr>
-            <w:r>
-              <w:rPr>
-                <w:sz w:val="20"/>
-                <w:szCs w:val="20"/>
-              </w:rPr>
-              <w:t>Сбой или задержка при интеграции обширной базы данных продуктов и диетических блюд</w:t>
-            </w:r>
-          </w:p>
-        </w:tc>
-        <w:tc>
-          <w:tcPr>
-            <w:tcW w:w="1168" w:type="dxa"/>
-          </w:tcPr>
-          <w:p>
-            <w:pPr>
-              <w:spacing w:line="276" w:lineRule="auto"/>
-              <w:jc w:val="both"/>
-              <w:rPr>
-                <w:sz w:val="20"/>
-                <w:szCs w:val="20"/>
-              </w:rPr>
-            </w:pPr>
-            <w:r>
-              <w:rPr>
-                <w:sz w:val="20"/>
-                <w:szCs w:val="20"/>
-              </w:rPr>
-              <w:t>Низкая</w:t>
-            </w:r>
-          </w:p>
-        </w:tc>
-        <w:tc>
-          <w:tcPr>
-            <w:tcW w:w="1168" w:type="dxa"/>
-          </w:tcPr>
-          <w:p>
-            <w:pPr>
-              <w:spacing w:line="276" w:lineRule="auto"/>
-              <w:jc w:val="both"/>
-              <w:rPr>
-                <w:sz w:val="20"/>
-                <w:szCs w:val="20"/>
-              </w:rPr>
-            </w:pPr>
-            <w:r>
-              <w:rPr>
-                <w:sz w:val="20"/>
-                <w:szCs w:val="20"/>
-              </w:rPr>
-              <w:t>Среднее</w:t>
-            </w:r>
-          </w:p>
-        </w:tc>
-        <w:tc>
-          <w:tcPr>
-            <w:tcW w:w="1168" w:type="dxa"/>
-          </w:tcPr>
-          <w:p>
-            <w:pPr>
-              <w:spacing w:line="276" w:lineRule="auto"/>
-              <w:jc w:val="both"/>
-              <w:rPr>
-                <w:sz w:val="20"/>
-                <w:szCs w:val="20"/>
-              </w:rPr>
-            </w:pPr>
-            <w:r>
-              <w:rPr>
-                <w:sz w:val="20"/>
-                <w:szCs w:val="20"/>
-              </w:rPr>
-              <w:t>Низкая (Зеленая зона)</w:t>
-            </w:r>
-          </w:p>
-        </w:tc>
-        <w:tc>
-          <w:tcPr>
-            <w:tcW w:w="1168" w:type="dxa"/>
-          </w:tcPr>
-          <w:p>
-            <w:pPr>
-              <w:spacing w:line="276" w:lineRule="auto"/>
-              <w:jc w:val="both"/>
-              <w:rPr>
-                <w:sz w:val="20"/>
-                <w:szCs w:val="20"/>
-              </w:rPr>
-            </w:pPr>
-            <w:r>
-              <w:rPr>
-                <w:sz w:val="20"/>
-                <w:szCs w:val="20"/>
-              </w:rPr>
-              <w:t>Наблюдение / Принятие</w:t>
-            </w:r>
-          </w:p>
-        </w:tc>
-        <w:tc>
-          <w:tcPr>
-            <w:tcW w:w="1169" w:type="dxa"/>
-          </w:tcPr>
-          <w:p>
-            <w:pPr>
-              <w:spacing w:line="276" w:lineRule="auto"/>
-              <w:jc w:val="both"/>
-              <w:rPr>
-                <w:sz w:val="20"/>
-                <w:szCs w:val="20"/>
-              </w:rPr>
-            </w:pPr>
-            <w:r>
-              <w:rPr>
-                <w:sz w:val="20"/>
-                <w:szCs w:val="20"/>
-              </w:rPr>
-              <w:t>Назначить ответственного разработчика за архитектуру БД. Регулярно проводить резервное копирование и заложить буфер времени на тестирование в мае.</w:t>
-            </w:r>
-          </w:p>
-        </w:tc>
-      </w:tr>
-    </w:tbl>
-    <w:p>
-      <w:r>
-        <w:br/>
-      </w:r>
-    </w:p>
     <w:sectPr>
       <w:pgSz w:w="11906" w:h="16838"/>
       <w:pgMar w:top="1134" w:right="850" w:bottom="1134" w:left="1701" w:header="708" w:footer="708" w:gutter="0"/>
@@ -1879,6 +965,7 @@
   <w:style w:type="character" w:default="1" w:styleId="a0">
     <w:name w:val="Default Paragraph Font"/>
     <w:uiPriority w:val="1"/>
+    <w:semiHidden/>
     <w:unhideWhenUsed/>
   </w:style>
   <w:style w:type="table" w:default="1" w:styleId="a1">
